--- a/docs/T3N-Employee-Onboarding-Submission.docx
+++ b/docs/T3N-Employee-Onboarding-Submission.docx
@@ -4801,6 +4801,20 @@
     </w:p>
     <w:p>
       <w:pPr>
+        <w:pStyle w:val="FirstParagraph"/>
+      </w:pPr>
+      <w:r>
+        <w:t xml:space="preserve">The submission form asks three required questions. Two answers are recorded here; the</w:t>
+      </w:r>
+      <w:r>
+        <w:t xml:space="preserve"> </w:t>
+      </w:r>
+      <w:r>
+        <w:t xml:space="preserve">third is entered directly in the form.</w:t>
+      </w:r>
+    </w:p>
+    <w:p>
+      <w:pPr>
         <w:pStyle w:val="Compact"/>
         <w:numPr>
           <w:ilvl w:val="0"/>
@@ -4818,10 +4832,13 @@
         <w:t xml:space="preserve"> </w:t>
       </w:r>
       <w:r>
-        <w:rPr>
-          <w:rStyle w:val="VerbatimChar"/>
-        </w:rPr>
-        <w:t xml:space="preserve">TODO</w:t>
+        <w:t xml:space="preserve">entered directly in the submission form rather than printed in</w:t>
+      </w:r>
+      <w:r>
+        <w:t xml:space="preserve"> </w:t>
+      </w:r>
+      <w:r>
+        <w:t xml:space="preserve">this public Doc. It is used only for contact and the prize payout.</w:t>
       </w:r>
     </w:p>
     <w:p>
